--- a/docs/paper/unified_manuscript/discovery_plants/Discover_Plants_manuscript.docx
+++ b/docs/paper/unified_manuscript/discovery_plants/Discover_Plants_manuscript.docx
@@ -8892,134 +8892,7 @@
           <w:b w:val="0"/>
           <w:i w:val="0"/>
         </w:rPr>
-        <w:t>Supplementary Information 1 provides an inventory of the supporting files and Figures S1–S3. Supplementary Data 2 provides machine-readable Tables S1–S18, figure source data, the registered protocol and amendment log, analysis code, workflows, configurations, tests, metadata, and environment specifications. The same complete archive is permanently available on Zenodo [46].</w:t>
-      </w:r>
-    </w:p>
-    <w:p>
-      <w:pPr>
-        <w:pStyle w:val="Heading1"/>
-      </w:pPr>
-      <w:r>
-        <w:t>Acknowledgements</w:t>
-      </w:r>
-    </w:p>
-    <w:p>
-      <w:r>
-        <w:rPr>
-          <w:b w:val="0"/>
-          <w:i w:val="0"/>
-        </w:rPr>
-        <w:t>OpenAI Codex was used to assist with language editing and journal-specific document formatting. It was not used to generate data, perform analyses, or determine scientific interpretations or conclusions. The author reviewed and accepts responsibility for all content.</w:t>
-      </w:r>
-    </w:p>
-    <w:p>
-      <w:pPr>
-        <w:pStyle w:val="Heading1"/>
-      </w:pPr>
-      <w:r>
-        <w:t>Declarations</w:t>
-      </w:r>
-    </w:p>
-    <w:p>
-      <w:pPr>
-        <w:pStyle w:val="Heading2"/>
-      </w:pPr>
-      <w:r>
-        <w:t>Funding</w:t>
-      </w:r>
-    </w:p>
-    <w:p>
-      <w:r>
-        <w:rPr>
-          <w:b w:val="0"/>
-          <w:i w:val="0"/>
-        </w:rPr>
-        <w:t>This work received no external funding.</w:t>
-      </w:r>
-    </w:p>
-    <w:p>
-      <w:pPr>
-        <w:pStyle w:val="Heading2"/>
-      </w:pPr>
-      <w:r>
-        <w:t>Competing interests</w:t>
-      </w:r>
-    </w:p>
-    <w:p>
-      <w:r>
-        <w:rPr>
-          <w:b w:val="0"/>
-          <w:i w:val="0"/>
-        </w:rPr>
-        <w:t>The author declares no competing interests.</w:t>
-      </w:r>
-    </w:p>
-    <w:p>
-      <w:pPr>
-        <w:pStyle w:val="Heading2"/>
-      </w:pPr>
-      <w:r>
-        <w:t>Ethics approval and consent to participate</w:t>
-      </w:r>
-    </w:p>
-    <w:p>
-      <w:r>
-        <w:rPr>
-          <w:b w:val="0"/>
-          <w:i w:val="0"/>
-        </w:rPr>
-        <w:t>Not applicable. This study reanalyzed publicly available plant sequencing datasets and involved no new experiments with humans, human tissue, animals, or field sampling.</w:t>
-      </w:r>
-    </w:p>
-    <w:p>
-      <w:pPr>
-        <w:pStyle w:val="Heading2"/>
-      </w:pPr>
-      <w:r>
-        <w:t>Consent for publication</w:t>
-      </w:r>
-    </w:p>
-    <w:p>
-      <w:r>
-        <w:rPr>
-          <w:b w:val="0"/>
-          <w:i w:val="0"/>
-        </w:rPr>
-        <w:t>Not applicable.</w:t>
-      </w:r>
-    </w:p>
-    <w:p>
-      <w:pPr>
-        <w:pStyle w:val="Heading2"/>
-      </w:pPr>
-      <w:r>
-        <w:t>Data availability</w:t>
-      </w:r>
-    </w:p>
-    <w:p>
-      <w:r>
-        <w:rPr>
-          <w:b w:val="0"/>
-          <w:i w:val="0"/>
-        </w:rPr>
-        <w:t>All analyzed sequencing data are publicly available under PRJNA830488/GSE201243, PRJNA450886, PRJNA922966/GSE222651, PRJNA922965/GSE222650, and PRJNA1090613/GSE262200 [8,42–45]. Complete result tables, supplementary figures, and tab-separated figure source data are archived under CC BY 4.0 on Zenodo [46].</w:t>
-      </w:r>
-    </w:p>
-    <w:p>
-      <w:pPr>
-        <w:pStyle w:val="Heading2"/>
-      </w:pPr>
-      <w:r>
-        <w:t>Code availability</w:t>
-      </w:r>
-    </w:p>
-    <w:p>
-      <w:r>
-        <w:rPr>
-          <w:b w:val="0"/>
-          <w:i w:val="0"/>
-        </w:rPr>
-        <w:t xml:space="preserve">The registered protocol, amendment log, analysis source code, Snakemake workflows, configuration files, tests, metadata, and environment specifications are archived under CC BY 4.0 at </w:t>
+        <w:t xml:space="preserve">All supplementary files and figures for this article are available exclusively in the version-specific Zenodo record at </w:t>
       </w:r>
       <w:hyperlink r:id="rId17">
         <w:r>
@@ -9027,7 +8900,544 @@
             <w:color w:val="0563C1"/>
             <w:u w:val="single"/>
           </w:rPr>
-          <w:t>https://doi.org/10.5281/zenodo.22436625</w:t>
+          <w:t>https://zenodo.org/records/22436625</w:t>
+        </w:r>
+      </w:hyperlink>
+      <w:r>
+        <w:rPr>
+          <w:b w:val="0"/>
+          <w:i w:val="0"/>
+        </w:rPr>
+        <w:t xml:space="preserve"> [46]. The archive contains Figures S1–S3, machine-readable Tables S1–S18, figure source data, the registered protocol and amendment log, analysis code, workflows, configurations, tests, metadata, and environment specifications. Captions for the archived tables and figures are provided below.</w:t>
+      </w:r>
+    </w:p>
+    <w:p>
+      <w:pPr>
+        <w:pStyle w:val="Heading2"/>
+      </w:pPr>
+      <w:r>
+        <w:t>Supplementary table captions</w:t>
+      </w:r>
+    </w:p>
+    <w:p>
+      <w:r>
+        <w:rPr>
+          <w:b w:val="0"/>
+          <w:i w:val="0"/>
+        </w:rPr>
+        <w:t>The following captions correspond to the machine-readable TSV files archived in the Zenodo record [46].</w:t>
+      </w:r>
+    </w:p>
+    <w:p>
+      <w:r>
+        <w:rPr>
+          <w:b/>
+          <w:i w:val="0"/>
+        </w:rPr>
+        <w:t>Table S1.</w:t>
+      </w:r>
+      <w:r>
+        <w:rPr>
+          <w:b w:val="0"/>
+          <w:i w:val="0"/>
+        </w:rPr>
+        <w:t xml:space="preserve"> Biological-unit registry.</w:t>
+      </w:r>
+    </w:p>
+    <w:p>
+      <w:r>
+        <w:rPr>
+          <w:b/>
+          <w:i w:val="0"/>
+        </w:rPr>
+        <w:t>Table S2.</w:t>
+      </w:r>
+      <w:r>
+        <w:rPr>
+          <w:b w:val="0"/>
+          <w:i w:val="0"/>
+        </w:rPr>
+        <w:t xml:space="preserve"> Per-library quality control.</w:t>
+      </w:r>
+    </w:p>
+    <w:p>
+      <w:r>
+        <w:rPr>
+          <w:b/>
+          <w:i w:val="0"/>
+        </w:rPr>
+        <w:t>Table S3.</w:t>
+      </w:r>
+      <w:r>
+        <w:rPr>
+          <w:b w:val="0"/>
+          <w:i w:val="0"/>
+        </w:rPr>
+        <w:t xml:space="preserve"> Genome-wide discovery statistics.</w:t>
+      </w:r>
+    </w:p>
+    <w:p>
+      <w:r>
+        <w:rPr>
+          <w:b/>
+          <w:i w:val="0"/>
+        </w:rPr>
+        <w:t>Table S4.</w:t>
+      </w:r>
+      <w:r>
+        <w:rPr>
+          <w:b w:val="0"/>
+          <w:i w:val="0"/>
+        </w:rPr>
+        <w:t xml:space="preserve"> Robustness file manifest.</w:t>
+      </w:r>
+    </w:p>
+    <w:p>
+      <w:r>
+        <w:rPr>
+          <w:b/>
+          <w:i w:val="0"/>
+        </w:rPr>
+        <w:t>Table S5.</w:t>
+      </w:r>
+      <w:r>
+        <w:rPr>
+          <w:b w:val="0"/>
+          <w:i w:val="0"/>
+        </w:rPr>
+        <w:t xml:space="preserve"> All external frozen tests.</w:t>
+      </w:r>
+    </w:p>
+    <w:p>
+      <w:r>
+        <w:rPr>
+          <w:b/>
+          <w:i w:val="0"/>
+        </w:rPr>
+        <w:t>Table S6.</w:t>
+      </w:r>
+      <w:r>
+        <w:rPr>
+          <w:b w:val="0"/>
+          <w:i w:val="0"/>
+        </w:rPr>
+        <w:t xml:space="preserve"> Pathway and signature tests.</w:t>
+      </w:r>
+    </w:p>
+    <w:p>
+      <w:r>
+        <w:rPr>
+          <w:b/>
+          <w:i w:val="0"/>
+        </w:rPr>
+        <w:t>Table S7.</w:t>
+      </w:r>
+      <w:r>
+        <w:rPr>
+          <w:b w:val="0"/>
+          <w:i w:val="0"/>
+        </w:rPr>
+        <w:t xml:space="preserve"> Conditional differential-transcript-usage results.</w:t>
+      </w:r>
+    </w:p>
+    <w:p>
+      <w:r>
+        <w:rPr>
+          <w:b/>
+          <w:i w:val="0"/>
+        </w:rPr>
+        <w:t>Table S8.</w:t>
+      </w:r>
+      <w:r>
+        <w:rPr>
+          <w:b w:val="0"/>
+          <w:i w:val="0"/>
+        </w:rPr>
+        <w:t xml:space="preserve"> Candidate annotation and orthology evidence.</w:t>
+      </w:r>
+    </w:p>
+    <w:p>
+      <w:r>
+        <w:rPr>
+          <w:b/>
+          <w:i w:val="0"/>
+        </w:rPr>
+        <w:t>Table S9.</w:t>
+      </w:r>
+      <w:r>
+        <w:rPr>
+          <w:b w:val="0"/>
+          <w:i w:val="0"/>
+        </w:rPr>
+        <w:t xml:space="preserve"> Small-RNA reference-gate outcome.</w:t>
+      </w:r>
+    </w:p>
+    <w:p>
+      <w:r>
+        <w:rPr>
+          <w:b/>
+          <w:i w:val="0"/>
+        </w:rPr>
+        <w:t>Table S10.</w:t>
+      </w:r>
+      <w:r>
+        <w:rPr>
+          <w:b w:val="0"/>
+          <w:i w:val="0"/>
+        </w:rPr>
+        <w:t xml:space="preserve"> Motif-background tests and sensitivity results.</w:t>
+      </w:r>
+    </w:p>
+    <w:p>
+      <w:r>
+        <w:rPr>
+          <w:b/>
+          <w:i w:val="0"/>
+        </w:rPr>
+        <w:t>Table S11.</w:t>
+      </w:r>
+      <w:r>
+        <w:rPr>
+          <w:b w:val="0"/>
+          <w:i w:val="0"/>
+        </w:rPr>
+        <w:t xml:space="preserve"> Accession-aware evidence registry.</w:t>
+      </w:r>
+    </w:p>
+    <w:p>
+      <w:r>
+        <w:rPr>
+          <w:b/>
+          <w:i w:val="0"/>
+        </w:rPr>
+        <w:t>Table S12.</w:t>
+      </w:r>
+      <w:r>
+        <w:rPr>
+          <w:b w:val="0"/>
+          <w:i w:val="0"/>
+        </w:rPr>
+        <w:t xml:space="preserve"> Scripts, environments, and command inventory.</w:t>
+      </w:r>
+    </w:p>
+    <w:p>
+      <w:r>
+        <w:rPr>
+          <w:b/>
+          <w:i w:val="0"/>
+        </w:rPr>
+        <w:t>Table S13.</w:t>
+      </w:r>
+      <w:r>
+        <w:rPr>
+          <w:b w:val="0"/>
+          <w:i w:val="0"/>
+        </w:rPr>
+        <w:t xml:space="preserve"> Protocol amendment and deviation log.</w:t>
+      </w:r>
+    </w:p>
+    <w:p>
+      <w:r>
+        <w:rPr>
+          <w:b/>
+          <w:i w:val="0"/>
+        </w:rPr>
+        <w:t>Table S14.</w:t>
+      </w:r>
+      <w:r>
+        <w:rPr>
+          <w:b w:val="0"/>
+          <w:i w:val="0"/>
+        </w:rPr>
+        <w:t xml:space="preserve"> Legacy within-cultivar audit.</w:t>
+      </w:r>
+    </w:p>
+    <w:p>
+      <w:r>
+        <w:rPr>
+          <w:b/>
+          <w:i w:val="0"/>
+        </w:rPr>
+        <w:t>Table S15.</w:t>
+      </w:r>
+      <w:r>
+        <w:rPr>
+          <w:b w:val="0"/>
+          <w:i w:val="0"/>
+        </w:rPr>
+        <w:t xml:space="preserve"> Controlled promoter-motif background comparison.</w:t>
+      </w:r>
+    </w:p>
+    <w:p>
+      <w:r>
+        <w:rPr>
+          <w:b/>
+          <w:i w:val="0"/>
+        </w:rPr>
+        <w:t>Table S16a.</w:t>
+      </w:r>
+      <w:r>
+        <w:rPr>
+          <w:b w:val="0"/>
+          <w:i w:val="0"/>
+        </w:rPr>
+        <w:t xml:space="preserve"> Reconstructed dataset-search queries.</w:t>
+      </w:r>
+    </w:p>
+    <w:p>
+      <w:r>
+        <w:rPr>
+          <w:b/>
+          <w:i w:val="0"/>
+        </w:rPr>
+        <w:t>Table S16b.</w:t>
+      </w:r>
+      <w:r>
+        <w:rPr>
+          <w:b w:val="0"/>
+          <w:i w:val="0"/>
+        </w:rPr>
+        <w:t xml:space="preserve"> Dataset eligibility decisions.</w:t>
+      </w:r>
+    </w:p>
+    <w:p>
+      <w:r>
+        <w:rPr>
+          <w:b/>
+          <w:i w:val="0"/>
+        </w:rPr>
+        <w:t>Table S17.</w:t>
+      </w:r>
+      <w:r>
+        <w:rPr>
+          <w:b w:val="0"/>
+          <w:i w:val="0"/>
+        </w:rPr>
+        <w:t xml:space="preserve"> Exact software versions.</w:t>
+      </w:r>
+    </w:p>
+    <w:p>
+      <w:r>
+        <w:rPr>
+          <w:b/>
+          <w:i w:val="0"/>
+        </w:rPr>
+        <w:t>Table S18.</w:t>
+      </w:r>
+      <w:r>
+        <w:rPr>
+          <w:b w:val="0"/>
+          <w:i w:val="0"/>
+        </w:rPr>
+        <w:t xml:space="preserve"> Power-simulation minimum detectable effects.</w:t>
+      </w:r>
+    </w:p>
+    <w:p>
+      <w:pPr>
+        <w:pStyle w:val="Heading2"/>
+      </w:pPr>
+      <w:r>
+        <w:t>Supplementary figure captions</w:t>
+      </w:r>
+    </w:p>
+    <w:p>
+      <w:r>
+        <w:rPr>
+          <w:b/>
+          <w:i w:val="0"/>
+        </w:rPr>
+        <w:t>Figure S1.</w:t>
+      </w:r>
+      <w:r>
+        <w:rPr>
+          <w:b w:val="0"/>
+          <w:i w:val="0"/>
+        </w:rPr>
+        <w:t xml:space="preserve"> Replicate-level normalized counts for the two cross-context-supported genes, twelve Tier B genes, and two legacy highlights. Points are individual deposited libraries; bars show cultivar-treatment medians.</w:t>
+      </w:r>
+    </w:p>
+    <w:p>
+      <w:r>
+        <w:rPr>
+          <w:b/>
+          <w:i w:val="0"/>
+        </w:rPr>
+        <w:t>Figure S2.</w:t>
+      </w:r>
+      <w:r>
+        <w:rPr>
+          <w:b w:val="0"/>
+          <w:i w:val="0"/>
+        </w:rPr>
+        <w:t xml:space="preserve"> Parametric detection probability for cultivar-by-infection effects under genome-wide discovery and candidate-family external adjustment. Curves show the overall result and mean-expression quartiles; the dashed line marks 80% power.</w:t>
+      </w:r>
+    </w:p>
+    <w:p>
+      <w:r>
+        <w:rPr>
+          <w:b/>
+          <w:i w:val="0"/>
+        </w:rPr>
+        <w:t>Figure S3.</w:t>
+      </w:r>
+      <w:r>
+        <w:rPr>
+          <w:b w:val="0"/>
+          <w:i w:val="0"/>
+        </w:rPr>
+        <w:t xml:space="preserve"> Exploratory PRJNA1090613 signed-signature estimate, shown separately because cohort metadata did not support its inclusion in the confirmatory evaluation.</w:t>
+      </w:r>
+    </w:p>
+    <w:p>
+      <w:pPr>
+        <w:pStyle w:val="Heading1"/>
+      </w:pPr>
+      <w:r>
+        <w:t>Acknowledgements</w:t>
+      </w:r>
+    </w:p>
+    <w:p>
+      <w:r>
+        <w:rPr>
+          <w:b w:val="0"/>
+          <w:i w:val="0"/>
+        </w:rPr>
+        <w:t>OpenAI Codex was used to assist with language editing and journal-specific document formatting. It was not used to generate data, perform analyses, or determine scientific interpretations or conclusions. The author reviewed and accepts responsibility for all content.</w:t>
+      </w:r>
+    </w:p>
+    <w:p>
+      <w:pPr>
+        <w:pStyle w:val="Heading1"/>
+      </w:pPr>
+      <w:r>
+        <w:t>Declarations</w:t>
+      </w:r>
+    </w:p>
+    <w:p>
+      <w:pPr>
+        <w:pStyle w:val="Heading2"/>
+      </w:pPr>
+      <w:r>
+        <w:t>Funding</w:t>
+      </w:r>
+    </w:p>
+    <w:p>
+      <w:r>
+        <w:rPr>
+          <w:b w:val="0"/>
+          <w:i w:val="0"/>
+        </w:rPr>
+        <w:t>This work received no external funding.</w:t>
+      </w:r>
+    </w:p>
+    <w:p>
+      <w:pPr>
+        <w:pStyle w:val="Heading2"/>
+      </w:pPr>
+      <w:r>
+        <w:t>Competing interests</w:t>
+      </w:r>
+    </w:p>
+    <w:p>
+      <w:r>
+        <w:rPr>
+          <w:b w:val="0"/>
+          <w:i w:val="0"/>
+        </w:rPr>
+        <w:t>The author declares no competing interests.</w:t>
+      </w:r>
+    </w:p>
+    <w:p>
+      <w:pPr>
+        <w:pStyle w:val="Heading2"/>
+      </w:pPr>
+      <w:r>
+        <w:t>Ethics approval and consent to participate</w:t>
+      </w:r>
+    </w:p>
+    <w:p>
+      <w:r>
+        <w:rPr>
+          <w:b w:val="0"/>
+          <w:i w:val="0"/>
+        </w:rPr>
+        <w:t>Not applicable. This study reanalyzed publicly available plant sequencing datasets and involved no new experiments with humans, human tissue, animals, or field sampling.</w:t>
+      </w:r>
+    </w:p>
+    <w:p>
+      <w:pPr>
+        <w:pStyle w:val="Heading2"/>
+      </w:pPr>
+      <w:r>
+        <w:t>Clinical trial number</w:t>
+      </w:r>
+    </w:p>
+    <w:p>
+      <w:r>
+        <w:rPr>
+          <w:b w:val="0"/>
+          <w:i w:val="0"/>
+        </w:rPr>
+        <w:t>Clinical trial number: not applicable.</w:t>
+      </w:r>
+    </w:p>
+    <w:p>
+      <w:pPr>
+        <w:pStyle w:val="Heading2"/>
+      </w:pPr>
+      <w:r>
+        <w:t>Consent for publication</w:t>
+      </w:r>
+    </w:p>
+    <w:p>
+      <w:r>
+        <w:rPr>
+          <w:b w:val="0"/>
+          <w:i w:val="0"/>
+        </w:rPr>
+        <w:t>Not applicable.</w:t>
+      </w:r>
+    </w:p>
+    <w:p>
+      <w:pPr>
+        <w:pStyle w:val="Heading2"/>
+      </w:pPr>
+      <w:r>
+        <w:t>Data availability</w:t>
+      </w:r>
+    </w:p>
+    <w:p>
+      <w:r>
+        <w:rPr>
+          <w:b w:val="0"/>
+          <w:i w:val="0"/>
+        </w:rPr>
+        <w:t>All analyzed sequencing data are publicly available under PRJNA830488/GSE201243, PRJNA450886, PRJNA922966/GSE222651, PRJNA922965/GSE222650, and PRJNA1090613/GSE262200 [8,42–45]. Complete result tables, supplementary figures, and tab-separated figure source data are archived under CC BY 4.0 on Zenodo [46].</w:t>
+      </w:r>
+    </w:p>
+    <w:p>
+      <w:pPr>
+        <w:pStyle w:val="Heading2"/>
+      </w:pPr>
+      <w:r>
+        <w:t>Code availability</w:t>
+      </w:r>
+    </w:p>
+    <w:p>
+      <w:r>
+        <w:rPr>
+          <w:b w:val="0"/>
+          <w:i w:val="0"/>
+        </w:rPr>
+        <w:t xml:space="preserve">The registered protocol, amendment log, analysis source code, Snakemake workflows, configuration files, tests, metadata, and environment specifications are archived under CC BY 4.0 at </w:t>
+      </w:r>
+      <w:hyperlink r:id="rId17">
+        <w:r>
+          <w:rPr>
+            <w:color w:val="0563C1"/>
+            <w:u w:val="single"/>
+          </w:rPr>
+          <w:t>https://zenodo.org/records/22436625</w:t>
         </w:r>
       </w:hyperlink>
       <w:r>
@@ -10811,7 +11221,7 @@
             <w:color w:val="0563C1"/>
             <w:u w:val="single"/>
           </w:rPr>
-          <w:t>https://doi.org/10.5281/zenodo.22436625</w:t>
+          <w:t>https://zenodo.org/records/22436625</w:t>
         </w:r>
       </w:hyperlink>
       <w:r>
